--- a/assets/docs/spec-google-ai-pro.docx
+++ b/assets/docs/spec-google-ai-pro.docx
@@ -514,7 +514,20 @@
           <w:b w:val="0"/>
           <w:sz w:val="22"/>
         </w:rPr>
-        <w:t>□ 須為 Google 官方授權之教育合作夥伴，並提供可查證的證明文件。</w:t>
+        <w:t>□ 須為 Google 官方授權之教育合作夥伴，並提供 Google 出具或 Google 官方網站可查證的證明文件，不限特定廠商。</w:t>
+      </w:r>
+    </w:p>
+    <w:p>
+      <w:pPr>
+        <w:spacing w:after="60"/>
+        <w:ind w:left="227"/>
+      </w:pPr>
+      <w:r>
+        <w:rPr>
+          <w:b w:val="0"/>
+          <w:sz w:val="22"/>
+        </w:rPr>
+        <w:t>說明：Google 教育授權須透過官方授權夥伴取得，此條查的是授權資格，請勿寫成指定單一廠商或特定等級頭銜。</w:t>
       </w:r>
     </w:p>
     <w:p>
